--- a/Hoàng/2025/T6/CUNG THIẾU NHI (102-2025) (TB 64-2025)/TB VV KSK -  CUNG THIẾU NHI 2025.docx
+++ b/Hoàng/2025/T6/CUNG THIẾU NHI (102-2025) (TB 64-2025)/TB VV KSK -  CUNG THIẾU NHI 2025.docx
@@ -508,25 +508,22 @@
         <w:t>t</w:t>
       </w:r>
       <w:r>
-        <w:t xml:space="preserve">ừ chiều ngày 09 </w:t>
-      </w:r>
-      <w:r>
-        <w:t>–</w:t>
-      </w:r>
-      <w:r>
-        <w:t xml:space="preserve"> </w:t>
-      </w:r>
-      <w:r>
-        <w:t>đến</w:t>
-      </w:r>
-      <w:r>
-        <w:t xml:space="preserve"> ngày</w:t>
-      </w:r>
-      <w:r>
-        <w:t xml:space="preserve"> </w:t>
-      </w:r>
-      <w:r>
-        <w:t>10/06/2025</w:t>
+        <w:t xml:space="preserve">ừ chiều ngày </w:t>
+      </w:r>
+      <w:r>
+        <w:t xml:space="preserve">11 </w:t>
+      </w:r>
+      <w:r>
+        <w:t xml:space="preserve">đến ngày </w:t>
+      </w:r>
+      <w:r>
+        <w:t>1</w:t>
+      </w:r>
+      <w:r>
+        <w:t>5</w:t>
+      </w:r>
+      <w:r>
+        <w:t>/06/2025</w:t>
       </w:r>
       <w:r>
         <w:rPr>
@@ -617,7 +614,13 @@
         <w:rPr>
           <w:rFonts w:ascii="Times New Roman" w:hAnsi="Times New Roman" w:cs="Times New Roman"/>
         </w:rPr>
-        <w:t>11</w:t>
+        <w:t>1</w:t>
+      </w:r>
+      <w:r>
+        <w:rPr>
+          <w:rFonts w:ascii="Times New Roman" w:hAnsi="Times New Roman" w:cs="Times New Roman"/>
+        </w:rPr>
+        <w:t>3</w:t>
       </w:r>
       <w:r>
         <w:rPr>
@@ -727,7 +730,7 @@
     </w:p>
     <w:tbl>
       <w:tblPr>
-        <w:tblW w:w="9785" w:type="dxa"/>
+        <w:tblW w:w="0" w:type="auto"/>
         <w:jc w:val="center"/>
         <w:tblBorders>
           <w:top w:val="single" w:sz="4" w:space="0" w:color="auto"/>
@@ -740,11 +743,12 @@
         <w:tblLook w:val="0000" w:firstRow="0" w:lastRow="0" w:firstColumn="0" w:lastColumn="0" w:noHBand="0" w:noVBand="0"/>
       </w:tblPr>
       <w:tblGrid>
-        <w:gridCol w:w="522"/>
-        <w:gridCol w:w="3099"/>
-        <w:gridCol w:w="1496"/>
-        <w:gridCol w:w="3544"/>
-        <w:gridCol w:w="1124"/>
+        <w:gridCol w:w="510"/>
+        <w:gridCol w:w="1046"/>
+        <w:gridCol w:w="1094"/>
+        <w:gridCol w:w="1890"/>
+        <w:gridCol w:w="4018"/>
+        <w:gridCol w:w="1732"/>
       </w:tblGrid>
       <w:tr>
         <w:trPr>
@@ -753,7 +757,7 @@
         </w:trPr>
         <w:tc>
           <w:tcPr>
-            <w:tcW w:w="522" w:type="dxa"/>
+            <w:tcW w:w="0" w:type="auto"/>
             <w:noWrap/>
             <w:vAlign w:val="center"/>
           </w:tcPr>
@@ -776,7 +780,7 @@
         </w:tc>
         <w:tc>
           <w:tcPr>
-            <w:tcW w:w="3099" w:type="dxa"/>
+            <w:tcW w:w="0" w:type="auto"/>
             <w:vAlign w:val="center"/>
           </w:tcPr>
           <w:p>
@@ -792,14 +796,13 @@
                 <w:b/>
                 <w:bCs/>
               </w:rPr>
-              <w:t>Thời gian khám</w:t>
-            </w:r>
-          </w:p>
-        </w:tc>
-        <w:tc>
-          <w:tcPr>
-            <w:tcW w:w="1496" w:type="dxa"/>
-            <w:noWrap/>
+              <w:t>TG xuất phát</w:t>
+            </w:r>
+          </w:p>
+        </w:tc>
+        <w:tc>
+          <w:tcPr>
+            <w:tcW w:w="0" w:type="auto"/>
             <w:vAlign w:val="center"/>
           </w:tcPr>
           <w:p>
@@ -815,13 +818,13 @@
                 <w:b/>
                 <w:bCs/>
               </w:rPr>
-              <w:t>Ngày khám</w:t>
-            </w:r>
-          </w:p>
-        </w:tc>
-        <w:tc>
-          <w:tcPr>
-            <w:tcW w:w="3544" w:type="dxa"/>
+              <w:t>TG lấy máu</w:t>
+            </w:r>
+          </w:p>
+        </w:tc>
+        <w:tc>
+          <w:tcPr>
+            <w:tcW w:w="0" w:type="auto"/>
             <w:noWrap/>
             <w:vAlign w:val="center"/>
           </w:tcPr>
@@ -838,30 +841,58 @@
                 <w:b/>
                 <w:bCs/>
               </w:rPr>
-              <w:t>Địa điểm</w:t>
-            </w:r>
-          </w:p>
-        </w:tc>
-        <w:tc>
-          <w:tcPr>
-            <w:tcW w:w="1124" w:type="dxa"/>
-            <w:noWrap/>
-            <w:vAlign w:val="center"/>
-          </w:tcPr>
-          <w:p>
-            <w:pPr>
-              <w:jc w:val="center"/>
+              <w:t xml:space="preserve">Ngày </w:t>
+            </w:r>
+            <w:r>
               <w:rPr>
                 <w:b/>
                 <w:bCs/>
               </w:rPr>
-            </w:pPr>
-            <w:r>
+              <w:t>lấy máu</w:t>
+            </w:r>
+          </w:p>
+        </w:tc>
+        <w:tc>
+          <w:tcPr>
+            <w:tcW w:w="0" w:type="auto"/>
+            <w:noWrap/>
+            <w:vAlign w:val="center"/>
+          </w:tcPr>
+          <w:p>
+            <w:pPr>
+              <w:jc w:val="center"/>
               <w:rPr>
                 <w:b/>
                 <w:bCs/>
               </w:rPr>
-              <w:t>Ghi chú</w:t>
+            </w:pPr>
+            <w:r>
+              <w:rPr>
+                <w:b/>
+                <w:bCs/>
+              </w:rPr>
+              <w:t>Địa điểm</w:t>
+            </w:r>
+          </w:p>
+        </w:tc>
+        <w:tc>
+          <w:tcPr>
+            <w:tcW w:w="0" w:type="auto"/>
+          </w:tcPr>
+          <w:p>
+            <w:pPr>
+              <w:jc w:val="center"/>
+              <w:rPr>
+                <w:b/>
+                <w:bCs/>
+              </w:rPr>
+            </w:pPr>
+            <w:r>
+              <w:rPr>
+                <w:b/>
+                <w:bCs/>
+              </w:rPr>
+              <w:t>Nhân sự</w:t>
             </w:r>
           </w:p>
         </w:tc>
@@ -873,7 +904,7 @@
         </w:trPr>
         <w:tc>
           <w:tcPr>
-            <w:tcW w:w="522" w:type="dxa"/>
+            <w:tcW w:w="0" w:type="auto"/>
             <w:noWrap/>
             <w:vAlign w:val="center"/>
           </w:tcPr>
@@ -888,7 +919,21 @@
         </w:tc>
         <w:tc>
           <w:tcPr>
-            <w:tcW w:w="3099" w:type="dxa"/>
+            <w:tcW w:w="0" w:type="auto"/>
+            <w:vAlign w:val="center"/>
+          </w:tcPr>
+          <w:p>
+            <w:pPr>
+              <w:jc w:val="center"/>
+            </w:pPr>
+            <w:r>
+              <w:t>6h30</w:t>
+            </w:r>
+          </w:p>
+        </w:tc>
+        <w:tc>
+          <w:tcPr>
+            <w:tcW w:w="0" w:type="auto"/>
             <w:vAlign w:val="center"/>
           </w:tcPr>
           <w:p>
@@ -902,22 +947,28 @@
         </w:tc>
         <w:tc>
           <w:tcPr>
-            <w:tcW w:w="1496" w:type="dxa"/>
-            <w:noWrap/>
-            <w:vAlign w:val="center"/>
-          </w:tcPr>
-          <w:p>
-            <w:pPr>
-              <w:jc w:val="center"/>
-            </w:pPr>
-            <w:r>
-              <w:t>Ngày 09/06/2025</w:t>
-            </w:r>
-          </w:p>
-        </w:tc>
-        <w:tc>
-          <w:tcPr>
-            <w:tcW w:w="3544" w:type="dxa"/>
+            <w:tcW w:w="0" w:type="auto"/>
+            <w:noWrap/>
+            <w:vAlign w:val="center"/>
+          </w:tcPr>
+          <w:p>
+            <w:pPr>
+              <w:jc w:val="center"/>
+            </w:pPr>
+            <w:r>
+              <w:t xml:space="preserve">Ngày </w:t>
+            </w:r>
+            <w:r>
+              <w:t>11</w:t>
+            </w:r>
+            <w:r>
+              <w:t>/06/2025</w:t>
+            </w:r>
+          </w:p>
+        </w:tc>
+        <w:tc>
+          <w:tcPr>
+            <w:tcW w:w="0" w:type="auto"/>
             <w:vAlign w:val="center"/>
           </w:tcPr>
           <w:p>
@@ -928,14 +979,15 @@
         </w:tc>
         <w:tc>
           <w:tcPr>
-            <w:tcW w:w="1124" w:type="dxa"/>
-            <w:noWrap/>
-            <w:vAlign w:val="center"/>
-          </w:tcPr>
-          <w:p>
-            <w:pPr>
-              <w:jc w:val="center"/>
-            </w:pPr>
+            <w:tcW w:w="0" w:type="auto"/>
+          </w:tcPr>
+          <w:p>
+            <w:pPr>
+              <w:jc w:val="center"/>
+            </w:pPr>
+            <w:r>
+              <w:t>1.Nguyễn Bá Đức Hoàng</w:t>
+            </w:r>
           </w:p>
         </w:tc>
       </w:tr>
@@ -965,16 +1017,16 @@
     </w:p>
     <w:tbl>
       <w:tblPr>
-        <w:tblW w:w="9785" w:type="dxa"/>
+        <w:tblW w:w="10343" w:type="dxa"/>
         <w:jc w:val="center"/>
         <w:tblLook w:val="0000" w:firstRow="0" w:lastRow="0" w:firstColumn="0" w:lastColumn="0" w:noHBand="0" w:noVBand="0"/>
       </w:tblPr>
       <w:tblGrid>
-        <w:gridCol w:w="522"/>
+        <w:gridCol w:w="953"/>
         <w:gridCol w:w="3099"/>
         <w:gridCol w:w="1496"/>
         <w:gridCol w:w="3544"/>
-        <w:gridCol w:w="1124"/>
+        <w:gridCol w:w="1251"/>
       </w:tblGrid>
       <w:tr>
         <w:trPr>
@@ -983,7 +1035,7 @@
         </w:trPr>
         <w:tc>
           <w:tcPr>
-            <w:tcW w:w="522" w:type="dxa"/>
+            <w:tcW w:w="953" w:type="dxa"/>
             <w:tcBorders>
               <w:top w:val="single" w:sz="4" w:space="0" w:color="auto"/>
               <w:left w:val="single" w:sz="4" w:space="0" w:color="auto"/>
@@ -1099,7 +1151,7 @@
         </w:tc>
         <w:tc>
           <w:tcPr>
-            <w:tcW w:w="1124" w:type="dxa"/>
+            <w:tcW w:w="1251" w:type="dxa"/>
             <w:tcBorders>
               <w:top w:val="single" w:sz="4" w:space="0" w:color="auto"/>
               <w:left w:val="nil"/>
@@ -1134,7 +1186,7 @@
         </w:trPr>
         <w:tc>
           <w:tcPr>
-            <w:tcW w:w="522" w:type="dxa"/>
+            <w:tcW w:w="953" w:type="dxa"/>
             <w:tcBorders>
               <w:top w:val="nil"/>
               <w:left w:val="single" w:sz="4" w:space="0" w:color="auto"/>
@@ -1188,7 +1240,13 @@
               <w:jc w:val="center"/>
             </w:pPr>
             <w:r>
-              <w:t xml:space="preserve">Từ chiều ngày 09 </w:t>
+              <w:t xml:space="preserve">Từ chiều ngày </w:t>
+            </w:r>
+            <w:r>
+              <w:t>11</w:t>
+            </w:r>
+            <w:r>
+              <w:t xml:space="preserve"> </w:t>
             </w:r>
             <w:r>
               <w:t>–</w:t>
@@ -1200,7 +1258,13 @@
               <w:t xml:space="preserve">đến </w:t>
             </w:r>
             <w:r>
-              <w:t>10/06/2025</w:t>
+              <w:t>1</w:t>
+            </w:r>
+            <w:r>
+              <w:t>5</w:t>
+            </w:r>
+            <w:r>
+              <w:t>/06/2025</w:t>
             </w:r>
           </w:p>
         </w:tc>
@@ -1224,7 +1288,7 @@
         </w:tc>
         <w:tc>
           <w:tcPr>
-            <w:tcW w:w="1124" w:type="dxa"/>
+            <w:tcW w:w="1251" w:type="dxa"/>
             <w:vMerge w:val="restart"/>
             <w:tcBorders>
               <w:top w:val="nil"/>
@@ -1252,7 +1316,7 @@
         </w:trPr>
         <w:tc>
           <w:tcPr>
-            <w:tcW w:w="522" w:type="dxa"/>
+            <w:tcW w:w="953" w:type="dxa"/>
             <w:tcBorders>
               <w:top w:val="nil"/>
               <w:left w:val="single" w:sz="4" w:space="0" w:color="auto"/>
@@ -1318,7 +1382,7 @@
         </w:tc>
         <w:tc>
           <w:tcPr>
-            <w:tcW w:w="1124" w:type="dxa"/>
+            <w:tcW w:w="1251" w:type="dxa"/>
             <w:vMerge/>
             <w:tcBorders>
               <w:top w:val="nil"/>
@@ -1338,7 +1402,7 @@
         </w:trPr>
         <w:tc>
           <w:tcPr>
-            <w:tcW w:w="522" w:type="dxa"/>
+            <w:tcW w:w="953" w:type="dxa"/>
             <w:tcBorders>
               <w:top w:val="nil"/>
               <w:left w:val="single" w:sz="4" w:space="0" w:color="auto"/>
@@ -1404,7 +1468,7 @@
         </w:tc>
         <w:tc>
           <w:tcPr>
-            <w:tcW w:w="1124" w:type="dxa"/>
+            <w:tcW w:w="1251" w:type="dxa"/>
             <w:vMerge/>
             <w:tcBorders>
               <w:top w:val="nil"/>
@@ -2107,6 +2171,7 @@
                 <w:sz w:val="22"/>
                 <w:szCs w:val="22"/>
               </w:rPr>
+              <w:lastRenderedPageBreak/>
               <w:t>Stt</w:t>
             </w:r>
           </w:p>
@@ -2292,7 +2357,6 @@
                 <w:sz w:val="22"/>
                 <w:szCs w:val="22"/>
               </w:rPr>
-              <w:lastRenderedPageBreak/>
               <w:t>2</w:t>
             </w:r>
           </w:p>
@@ -4400,25 +4464,7 @@
                 <w:sz w:val="26"/>
                 <w:szCs w:val="26"/>
               </w:rPr>
-              <w:t xml:space="preserve">Tổng phân tích tế bào máu bằng máy Laser. (Xét nghiệm công thức máu toàn phần) (Hãng Sysmec </w:t>
-            </w:r>
-            <w:proofErr w:type="gramStart"/>
-            <w:r>
-              <w:rPr>
-                <w:color w:val="000000"/>
-                <w:sz w:val="26"/>
-                <w:szCs w:val="26"/>
-              </w:rPr>
-              <w:t>-  Thụy</w:t>
-            </w:r>
-            <w:proofErr w:type="gramEnd"/>
-            <w:r>
-              <w:rPr>
-                <w:color w:val="000000"/>
-                <w:sz w:val="26"/>
-                <w:szCs w:val="26"/>
-              </w:rPr>
-              <w:t xml:space="preserve"> Sỹ - Hóa chất chính hãng)</w:t>
+              <w:t>Tổng phân tích tế bào máu bằng máy Laser. (Xét nghiệm công thức máu toàn phần) (Hãng Sysmec -  Thụy Sỹ - Hóa chất chính hãng)</w:t>
             </w:r>
           </w:p>
         </w:tc>
@@ -4622,25 +4668,7 @@
                 <w:sz w:val="26"/>
                 <w:szCs w:val="26"/>
               </w:rPr>
-              <w:t xml:space="preserve">AST </w:t>
-            </w:r>
-            <w:proofErr w:type="gramStart"/>
-            <w:r>
-              <w:rPr>
-                <w:color w:val="000000"/>
-                <w:sz w:val="26"/>
-                <w:szCs w:val="26"/>
-              </w:rPr>
-              <w:t>( SGOT</w:t>
-            </w:r>
-            <w:proofErr w:type="gramEnd"/>
-            <w:r>
-              <w:rPr>
-                <w:color w:val="000000"/>
-                <w:sz w:val="26"/>
-                <w:szCs w:val="26"/>
-              </w:rPr>
-              <w:t xml:space="preserve"> )  (Hãng Roche - Thụy sỹ - Hóa chất chính hãng - Hóa chất chính hãng)</w:t>
+              <w:t>AST ( SGOT )  (Hãng Roche - Thụy sỹ - Hóa chất chính hãng - Hóa chất chính hãng)</w:t>
             </w:r>
           </w:p>
         </w:tc>
@@ -4742,25 +4770,7 @@
                 <w:sz w:val="26"/>
                 <w:szCs w:val="26"/>
               </w:rPr>
-              <w:t xml:space="preserve">ALT </w:t>
-            </w:r>
-            <w:proofErr w:type="gramStart"/>
-            <w:r>
-              <w:rPr>
-                <w:color w:val="000000"/>
-                <w:sz w:val="26"/>
-                <w:szCs w:val="26"/>
-              </w:rPr>
-              <w:t>( SGPT</w:t>
-            </w:r>
-            <w:proofErr w:type="gramEnd"/>
-            <w:r>
-              <w:rPr>
-                <w:color w:val="000000"/>
-                <w:sz w:val="26"/>
-                <w:szCs w:val="26"/>
-              </w:rPr>
-              <w:t xml:space="preserve"> )  (Hãng Roche - Thụy sỹ - Hóa chất chính hãng - Hóa chất chính hãng)</w:t>
+              <w:t>ALT ( SGPT )  (Hãng Roche - Thụy sỹ - Hóa chất chính hãng - Hóa chất chính hãng)</w:t>
             </w:r>
           </w:p>
         </w:tc>
@@ -5258,21 +5268,7 @@
               <w:rPr>
                 <w:color w:val="000000"/>
               </w:rPr>
-              <w:t xml:space="preserve">Gamma </w:t>
-            </w:r>
-            <w:proofErr w:type="gramStart"/>
-            <w:r>
-              <w:rPr>
-                <w:color w:val="000000"/>
-              </w:rPr>
-              <w:t>GT  (</w:t>
-            </w:r>
-            <w:proofErr w:type="gramEnd"/>
-            <w:r>
-              <w:rPr>
-                <w:color w:val="000000"/>
-              </w:rPr>
-              <w:t>Hãng Roche - Thụy sỹ - Hóa chất chính hãng - Hóa chất chính hãng)</w:t>
+              <w:t>Gamma GT  (Hãng Roche - Thụy sỹ - Hóa chất chính hãng - Hóa chất chính hãng)</w:t>
             </w:r>
           </w:p>
         </w:tc>
@@ -5566,21 +5562,7 @@
               <w:rPr>
                 <w:color w:val="000000"/>
               </w:rPr>
-              <w:t>HDL-</w:t>
-            </w:r>
-            <w:proofErr w:type="gramStart"/>
-            <w:r>
-              <w:rPr>
-                <w:color w:val="000000"/>
-              </w:rPr>
-              <w:t>cholesterol  (</w:t>
-            </w:r>
-            <w:proofErr w:type="gramEnd"/>
-            <w:r>
-              <w:rPr>
-                <w:color w:val="000000"/>
-              </w:rPr>
-              <w:t>Hãng Roche - Thụy sỹ - Hóa chất chính hãng)</w:t>
+              <w:t>HDL-cholesterol  (Hãng Roche - Thụy sỹ - Hóa chất chính hãng)</w:t>
             </w:r>
           </w:p>
         </w:tc>
@@ -5678,21 +5660,7 @@
               <w:rPr>
                 <w:color w:val="000000"/>
               </w:rPr>
-              <w:t>LDL-cholesterol</w:t>
-            </w:r>
-            <w:proofErr w:type="gramStart"/>
-            <w:r>
-              <w:rPr>
-                <w:color w:val="000000"/>
-              </w:rPr>
-              <w:t xml:space="preserve">   (</w:t>
-            </w:r>
-            <w:proofErr w:type="gramEnd"/>
-            <w:r>
-              <w:rPr>
-                <w:color w:val="000000"/>
-              </w:rPr>
-              <w:t xml:space="preserve">Hãng Roche - Thụy sỹ - Hóa chất chính hãng)    </w:t>
+              <w:t xml:space="preserve">LDL-cholesterol   (Hãng Roche - Thụy sỹ - Hóa chất chính hãng)    </w:t>
             </w:r>
           </w:p>
         </w:tc>
@@ -5790,21 +5758,7 @@
               <w:rPr>
                 <w:color w:val="000000"/>
               </w:rPr>
-              <w:t>VLDL - cholesterol</w:t>
-            </w:r>
-            <w:proofErr w:type="gramStart"/>
-            <w:r>
-              <w:rPr>
-                <w:color w:val="000000"/>
-              </w:rPr>
-              <w:t xml:space="preserve">   (</w:t>
-            </w:r>
-            <w:proofErr w:type="gramEnd"/>
-            <w:r>
-              <w:rPr>
-                <w:color w:val="000000"/>
-              </w:rPr>
-              <w:t xml:space="preserve">Hãng Roche - Thụy sỹ - Hóa chất chính hãng)    </w:t>
+              <w:t xml:space="preserve">VLDL - cholesterol   (Hãng Roche - Thụy sỹ - Hóa chất chính hãng)    </w:t>
             </w:r>
           </w:p>
         </w:tc>
@@ -6687,21 +6641,7 @@
               <w:rPr>
                 <w:color w:val="000000"/>
               </w:rPr>
-              <w:t>Ca 72-</w:t>
-            </w:r>
-            <w:proofErr w:type="gramStart"/>
-            <w:r>
-              <w:rPr>
-                <w:color w:val="000000"/>
-              </w:rPr>
-              <w:t>4  trong</w:t>
-            </w:r>
-            <w:proofErr w:type="gramEnd"/>
-            <w:r>
-              <w:rPr>
-                <w:color w:val="000000"/>
-              </w:rPr>
-              <w:t xml:space="preserve"> máu (Hãng Roche - Thụy sỹ - Hóa chất chính hãng)</w:t>
+              <w:t>Ca 72-4  trong máu (Hãng Roche - Thụy sỹ - Hóa chất chính hãng)</w:t>
             </w:r>
           </w:p>
         </w:tc>
@@ -6893,19 +6833,11 @@
                 <w:color w:val="000000"/>
               </w:rPr>
             </w:pPr>
-            <w:proofErr w:type="gramStart"/>
-            <w:r>
-              <w:rPr>
-                <w:color w:val="000000"/>
-              </w:rPr>
-              <w:t>AFP  trong</w:t>
-            </w:r>
-            <w:proofErr w:type="gramEnd"/>
-            <w:r>
-              <w:rPr>
-                <w:color w:val="000000"/>
-              </w:rPr>
-              <w:t xml:space="preserve"> máu (Hãng Roche - Thụy sỹ - Hóa chất chính hãng)</w:t>
+            <w:r>
+              <w:rPr>
+                <w:color w:val="000000"/>
+              </w:rPr>
+              <w:t>AFP  trong máu (Hãng Roche - Thụy sỹ - Hóa chất chính hãng)</w:t>
             </w:r>
           </w:p>
         </w:tc>
@@ -7101,21 +7033,7 @@
               <w:rPr>
                 <w:color w:val="000000"/>
               </w:rPr>
-              <w:t>Cyfra 21-</w:t>
-            </w:r>
-            <w:proofErr w:type="gramStart"/>
-            <w:r>
-              <w:rPr>
-                <w:color w:val="000000"/>
-              </w:rPr>
-              <w:t>1  trong</w:t>
-            </w:r>
-            <w:proofErr w:type="gramEnd"/>
-            <w:r>
-              <w:rPr>
-                <w:color w:val="000000"/>
-              </w:rPr>
-              <w:t xml:space="preserve"> máu (Hãng Roche - Thụy sỹ - Hóa chất chính hãng)</w:t>
+              <w:t>Cyfra 21-1  trong máu (Hãng Roche - Thụy sỹ - Hóa chất chính hãng)</w:t>
             </w:r>
           </w:p>
         </w:tc>
@@ -7209,19 +7127,11 @@
                 <w:color w:val="000000"/>
               </w:rPr>
             </w:pPr>
-            <w:proofErr w:type="gramStart"/>
-            <w:r>
-              <w:rPr>
-                <w:color w:val="000000"/>
-              </w:rPr>
-              <w:t>NSE  trong</w:t>
-            </w:r>
-            <w:proofErr w:type="gramEnd"/>
-            <w:r>
-              <w:rPr>
-                <w:color w:val="000000"/>
-              </w:rPr>
-              <w:t xml:space="preserve"> máu (Hãng Roche - Thụy sỹ - Hóa chất chính hãng)</w:t>
+            <w:r>
+              <w:rPr>
+                <w:color w:val="000000"/>
+              </w:rPr>
+              <w:t>NSE  trong máu (Hãng Roche - Thụy sỹ - Hóa chất chính hãng)</w:t>
             </w:r>
           </w:p>
         </w:tc>
@@ -7417,21 +7327,7 @@
               <w:rPr>
                 <w:color w:val="000000"/>
               </w:rPr>
-              <w:t xml:space="preserve">Total PSA và Free </w:t>
-            </w:r>
-            <w:proofErr w:type="gramStart"/>
-            <w:r>
-              <w:rPr>
-                <w:color w:val="000000"/>
-              </w:rPr>
-              <w:t>PSA  trong</w:t>
-            </w:r>
-            <w:proofErr w:type="gramEnd"/>
-            <w:r>
-              <w:rPr>
-                <w:color w:val="000000"/>
-              </w:rPr>
-              <w:t xml:space="preserve"> máu (Hãng Roche - Thụy sỹ - Hóa chất chính hãng)</w:t>
+              <w:t>Total PSA và Free PSA  trong máu (Hãng Roche - Thụy sỹ - Hóa chất chính hãng)</w:t>
             </w:r>
           </w:p>
         </w:tc>
@@ -7529,21 +7425,7 @@
               <w:rPr>
                 <w:color w:val="000000"/>
               </w:rPr>
-              <w:t xml:space="preserve">CA </w:t>
-            </w:r>
-            <w:proofErr w:type="gramStart"/>
-            <w:r>
-              <w:rPr>
-                <w:color w:val="000000"/>
-              </w:rPr>
-              <w:t>125  trong</w:t>
-            </w:r>
-            <w:proofErr w:type="gramEnd"/>
-            <w:r>
-              <w:rPr>
-                <w:color w:val="000000"/>
-              </w:rPr>
-              <w:t xml:space="preserve"> máu (Hãng Roche - Thụy sỹ - Hóa chất chính hãng)</w:t>
+              <w:t>CA 125  trong máu (Hãng Roche - Thụy sỹ - Hóa chất chính hãng)</w:t>
             </w:r>
           </w:p>
         </w:tc>
@@ -7735,19 +7617,11 @@
                 <w:color w:val="000000"/>
               </w:rPr>
             </w:pPr>
-            <w:proofErr w:type="gramStart"/>
-            <w:r>
-              <w:rPr>
-                <w:color w:val="000000"/>
-              </w:rPr>
-              <w:t>TSH  trong</w:t>
-            </w:r>
-            <w:proofErr w:type="gramEnd"/>
-            <w:r>
-              <w:rPr>
-                <w:color w:val="000000"/>
-              </w:rPr>
-              <w:t xml:space="preserve"> máu (Hãng Roche - Thụy sỹ - Hóa chất chính hãng)</w:t>
+            <w:r>
+              <w:rPr>
+                <w:color w:val="000000"/>
+              </w:rPr>
+              <w:t>TSH  trong máu (Hãng Roche - Thụy sỹ - Hóa chất chính hãng)</w:t>
             </w:r>
           </w:p>
         </w:tc>
@@ -8629,21 +8503,7 @@
               <w:rPr>
                 <w:color w:val="000000"/>
               </w:rPr>
-              <w:t xml:space="preserve">Siêu âm màu Bụng - Tổng </w:t>
-            </w:r>
-            <w:proofErr w:type="gramStart"/>
-            <w:r>
-              <w:rPr>
-                <w:color w:val="000000"/>
-              </w:rPr>
-              <w:t>Quát  (</w:t>
-            </w:r>
-            <w:proofErr w:type="gramEnd"/>
-            <w:r>
-              <w:rPr>
-                <w:color w:val="000000"/>
-              </w:rPr>
-              <w:t>Máy Siemens Sequoia 2022- Đức hiện đại nhất )</w:t>
+              <w:t>Siêu âm màu Bụng - Tổng Quát  (Máy Siemens Sequoia 2022- Đức hiện đại nhất )</w:t>
             </w:r>
           </w:p>
         </w:tc>
@@ -8741,21 +8601,7 @@
               <w:rPr>
                 <w:color w:val="000000"/>
               </w:rPr>
-              <w:t xml:space="preserve">Siêu âm màu tuyến vú (Máy GE LOGIQ S7 Expert </w:t>
-            </w:r>
-            <w:proofErr w:type="gramStart"/>
-            <w:r>
-              <w:rPr>
-                <w:color w:val="000000"/>
-              </w:rPr>
-              <w:t>Công  nghệ</w:t>
-            </w:r>
-            <w:proofErr w:type="gramEnd"/>
-            <w:r>
-              <w:rPr>
-                <w:color w:val="000000"/>
-              </w:rPr>
-              <w:t xml:space="preserve"> XDclear đầu dò ma trận siêu nông - Mỹ )</w:t>
+              <w:t>Siêu âm màu tuyến vú (Máy GE LOGIQ S7 Expert Công  nghệ XDclear đầu dò ma trận siêu nông - Mỹ )</w:t>
             </w:r>
           </w:p>
         </w:tc>
@@ -8854,21 +8700,7 @@
               <w:rPr>
                 <w:color w:val="000000"/>
               </w:rPr>
-              <w:t xml:space="preserve">Siêu âm Tuyến </w:t>
-            </w:r>
-            <w:proofErr w:type="gramStart"/>
-            <w:r>
-              <w:rPr>
-                <w:color w:val="000000"/>
-              </w:rPr>
-              <w:t>giáp  (</w:t>
-            </w:r>
-            <w:proofErr w:type="gramEnd"/>
-            <w:r>
-              <w:rPr>
-                <w:color w:val="000000"/>
-              </w:rPr>
-              <w:t>Máy Siemens Sequoia 2022- Đức hiện đại nhất )</w:t>
+              <w:t>Siêu âm Tuyến giáp  (Máy Siemens Sequoia 2022- Đức hiện đại nhất )</w:t>
             </w:r>
           </w:p>
         </w:tc>

--- a/Hoàng/2025/T6/CUNG THIẾU NHI (102-2025) (TB 64-2025)/TB VV KSK -  CUNG THIẾU NHI 2025.docx
+++ b/Hoàng/2025/T6/CUNG THIẾU NHI (102-2025) (TB 64-2025)/TB VV KSK -  CUNG THIẾU NHI 2025.docx
@@ -372,6 +372,8 @@
           <w:b/>
           <w:i/>
           <w:iCs/>
+          <w:sz w:val="22"/>
+          <w:szCs w:val="22"/>
         </w:rPr>
         <w:t>CUNG THIẾU NHI ĐÀ NẴNG</w:t>
       </w:r>
@@ -744,11 +746,11 @@
       </w:tblPr>
       <w:tblGrid>
         <w:gridCol w:w="510"/>
-        <w:gridCol w:w="1046"/>
-        <w:gridCol w:w="1094"/>
+        <w:gridCol w:w="1012"/>
+        <w:gridCol w:w="1062"/>
         <w:gridCol w:w="1890"/>
-        <w:gridCol w:w="4018"/>
-        <w:gridCol w:w="1732"/>
+        <w:gridCol w:w="2892"/>
+        <w:gridCol w:w="2924"/>
       </w:tblGrid>
       <w:tr>
         <w:trPr>
@@ -854,7 +856,7 @@
         </w:tc>
         <w:tc>
           <w:tcPr>
-            <w:tcW w:w="0" w:type="auto"/>
+            <w:tcW w:w="2892" w:type="dxa"/>
             <w:noWrap/>
             <w:vAlign w:val="center"/>
           </w:tcPr>
@@ -877,7 +879,7 @@
         </w:tc>
         <w:tc>
           <w:tcPr>
-            <w:tcW w:w="0" w:type="auto"/>
+            <w:tcW w:w="2924" w:type="dxa"/>
           </w:tcPr>
           <w:p>
             <w:pPr>
@@ -968,7 +970,7 @@
         </w:tc>
         <w:tc>
           <w:tcPr>
-            <w:tcW w:w="0" w:type="auto"/>
+            <w:tcW w:w="2892" w:type="dxa"/>
             <w:vAlign w:val="center"/>
           </w:tcPr>
           <w:p>
@@ -979,14 +981,21 @@
         </w:tc>
         <w:tc>
           <w:tcPr>
-            <w:tcW w:w="0" w:type="auto"/>
-          </w:tcPr>
-          <w:p>
-            <w:pPr>
-              <w:jc w:val="center"/>
-            </w:pPr>
+            <w:tcW w:w="2924" w:type="dxa"/>
+          </w:tcPr>
+          <w:p>
             <w:r>
               <w:t>1.Nguyễn Bá Đức Hoàng</w:t>
+            </w:r>
+          </w:p>
+          <w:p>
+            <w:r>
+              <w:t xml:space="preserve">2. Lý Đắc Thông </w:t>
+            </w:r>
+          </w:p>
+          <w:p>
+            <w:r>
+              <w:t>3. Lái xe (Phòng hành chính sắp xếp)</w:t>
             </w:r>
           </w:p>
         </w:tc>
@@ -1604,13 +1613,7 @@
         <w:rPr>
           <w:rFonts w:ascii="Times New Roman" w:hAnsi="Times New Roman" w:cs="Times New Roman"/>
         </w:rPr>
-        <w:t xml:space="preserve">Phát sinh </w:t>
-      </w:r>
-      <w:r>
-        <w:rPr>
-          <w:rFonts w:ascii="Times New Roman" w:hAnsi="Times New Roman" w:cs="Times New Roman"/>
-        </w:rPr>
-        <w:t>tự thanh toán tại quầy</w:t>
+        <w:t>Duyệt nợ toàn bộ về công ty thanh toán</w:t>
       </w:r>
     </w:p>
     <w:p>
@@ -4464,7 +4467,25 @@
                 <w:sz w:val="26"/>
                 <w:szCs w:val="26"/>
               </w:rPr>
-              <w:t>Tổng phân tích tế bào máu bằng máy Laser. (Xét nghiệm công thức máu toàn phần) (Hãng Sysmec -  Thụy Sỹ - Hóa chất chính hãng)</w:t>
+              <w:t xml:space="preserve">Tổng phân tích tế bào máu bằng máy Laser. (Xét nghiệm công thức máu toàn phần) (Hãng Sysmec </w:t>
+            </w:r>
+            <w:proofErr w:type="gramStart"/>
+            <w:r>
+              <w:rPr>
+                <w:color w:val="000000"/>
+                <w:sz w:val="26"/>
+                <w:szCs w:val="26"/>
+              </w:rPr>
+              <w:t>-  Thụy</w:t>
+            </w:r>
+            <w:proofErr w:type="gramEnd"/>
+            <w:r>
+              <w:rPr>
+                <w:color w:val="000000"/>
+                <w:sz w:val="26"/>
+                <w:szCs w:val="26"/>
+              </w:rPr>
+              <w:t xml:space="preserve"> Sỹ - Hóa chất chính hãng)</w:t>
             </w:r>
           </w:p>
         </w:tc>
@@ -4668,7 +4689,25 @@
                 <w:sz w:val="26"/>
                 <w:szCs w:val="26"/>
               </w:rPr>
-              <w:t>AST ( SGOT )  (Hãng Roche - Thụy sỹ - Hóa chất chính hãng - Hóa chất chính hãng)</w:t>
+              <w:t xml:space="preserve">AST </w:t>
+            </w:r>
+            <w:proofErr w:type="gramStart"/>
+            <w:r>
+              <w:rPr>
+                <w:color w:val="000000"/>
+                <w:sz w:val="26"/>
+                <w:szCs w:val="26"/>
+              </w:rPr>
+              <w:t>( SGOT</w:t>
+            </w:r>
+            <w:proofErr w:type="gramEnd"/>
+            <w:r>
+              <w:rPr>
+                <w:color w:val="000000"/>
+                <w:sz w:val="26"/>
+                <w:szCs w:val="26"/>
+              </w:rPr>
+              <w:t xml:space="preserve"> )  (Hãng Roche - Thụy sỹ - Hóa chất chính hãng - Hóa chất chính hãng)</w:t>
             </w:r>
           </w:p>
         </w:tc>
@@ -4770,7 +4809,25 @@
                 <w:sz w:val="26"/>
                 <w:szCs w:val="26"/>
               </w:rPr>
-              <w:t>ALT ( SGPT )  (Hãng Roche - Thụy sỹ - Hóa chất chính hãng - Hóa chất chính hãng)</w:t>
+              <w:t xml:space="preserve">ALT </w:t>
+            </w:r>
+            <w:proofErr w:type="gramStart"/>
+            <w:r>
+              <w:rPr>
+                <w:color w:val="000000"/>
+                <w:sz w:val="26"/>
+                <w:szCs w:val="26"/>
+              </w:rPr>
+              <w:t>( SGPT</w:t>
+            </w:r>
+            <w:proofErr w:type="gramEnd"/>
+            <w:r>
+              <w:rPr>
+                <w:color w:val="000000"/>
+                <w:sz w:val="26"/>
+                <w:szCs w:val="26"/>
+              </w:rPr>
+              <w:t xml:space="preserve"> )  (Hãng Roche - Thụy sỹ - Hóa chất chính hãng - Hóa chất chính hãng)</w:t>
             </w:r>
           </w:p>
         </w:tc>
@@ -5268,7 +5325,21 @@
               <w:rPr>
                 <w:color w:val="000000"/>
               </w:rPr>
-              <w:t>Gamma GT  (Hãng Roche - Thụy sỹ - Hóa chất chính hãng - Hóa chất chính hãng)</w:t>
+              <w:t xml:space="preserve">Gamma </w:t>
+            </w:r>
+            <w:proofErr w:type="gramStart"/>
+            <w:r>
+              <w:rPr>
+                <w:color w:val="000000"/>
+              </w:rPr>
+              <w:t>GT  (</w:t>
+            </w:r>
+            <w:proofErr w:type="gramEnd"/>
+            <w:r>
+              <w:rPr>
+                <w:color w:val="000000"/>
+              </w:rPr>
+              <w:t>Hãng Roche - Thụy sỹ - Hóa chất chính hãng - Hóa chất chính hãng)</w:t>
             </w:r>
           </w:p>
         </w:tc>
@@ -5562,7 +5633,21 @@
               <w:rPr>
                 <w:color w:val="000000"/>
               </w:rPr>
-              <w:t>HDL-cholesterol  (Hãng Roche - Thụy sỹ - Hóa chất chính hãng)</w:t>
+              <w:t>HDL-</w:t>
+            </w:r>
+            <w:proofErr w:type="gramStart"/>
+            <w:r>
+              <w:rPr>
+                <w:color w:val="000000"/>
+              </w:rPr>
+              <w:t>cholesterol  (</w:t>
+            </w:r>
+            <w:proofErr w:type="gramEnd"/>
+            <w:r>
+              <w:rPr>
+                <w:color w:val="000000"/>
+              </w:rPr>
+              <w:t>Hãng Roche - Thụy sỹ - Hóa chất chính hãng)</w:t>
             </w:r>
           </w:p>
         </w:tc>
@@ -5660,7 +5745,21 @@
               <w:rPr>
                 <w:color w:val="000000"/>
               </w:rPr>
-              <w:t xml:space="preserve">LDL-cholesterol   (Hãng Roche - Thụy sỹ - Hóa chất chính hãng)    </w:t>
+              <w:t>LDL-cholesterol</w:t>
+            </w:r>
+            <w:proofErr w:type="gramStart"/>
+            <w:r>
+              <w:rPr>
+                <w:color w:val="000000"/>
+              </w:rPr>
+              <w:t xml:space="preserve">   (</w:t>
+            </w:r>
+            <w:proofErr w:type="gramEnd"/>
+            <w:r>
+              <w:rPr>
+                <w:color w:val="000000"/>
+              </w:rPr>
+              <w:t xml:space="preserve">Hãng Roche - Thụy sỹ - Hóa chất chính hãng)    </w:t>
             </w:r>
           </w:p>
         </w:tc>
@@ -5758,7 +5857,21 @@
               <w:rPr>
                 <w:color w:val="000000"/>
               </w:rPr>
-              <w:t xml:space="preserve">VLDL - cholesterol   (Hãng Roche - Thụy sỹ - Hóa chất chính hãng)    </w:t>
+              <w:t>VLDL - cholesterol</w:t>
+            </w:r>
+            <w:proofErr w:type="gramStart"/>
+            <w:r>
+              <w:rPr>
+                <w:color w:val="000000"/>
+              </w:rPr>
+              <w:t xml:space="preserve">   (</w:t>
+            </w:r>
+            <w:proofErr w:type="gramEnd"/>
+            <w:r>
+              <w:rPr>
+                <w:color w:val="000000"/>
+              </w:rPr>
+              <w:t xml:space="preserve">Hãng Roche - Thụy sỹ - Hóa chất chính hãng)    </w:t>
             </w:r>
           </w:p>
         </w:tc>
@@ -6641,7 +6754,21 @@
               <w:rPr>
                 <w:color w:val="000000"/>
               </w:rPr>
-              <w:t>Ca 72-4  trong máu (Hãng Roche - Thụy sỹ - Hóa chất chính hãng)</w:t>
+              <w:t>Ca 72-</w:t>
+            </w:r>
+            <w:proofErr w:type="gramStart"/>
+            <w:r>
+              <w:rPr>
+                <w:color w:val="000000"/>
+              </w:rPr>
+              <w:t>4  trong</w:t>
+            </w:r>
+            <w:proofErr w:type="gramEnd"/>
+            <w:r>
+              <w:rPr>
+                <w:color w:val="000000"/>
+              </w:rPr>
+              <w:t xml:space="preserve"> máu (Hãng Roche - Thụy sỹ - Hóa chất chính hãng)</w:t>
             </w:r>
           </w:p>
         </w:tc>
@@ -6833,11 +6960,19 @@
                 <w:color w:val="000000"/>
               </w:rPr>
             </w:pPr>
-            <w:r>
-              <w:rPr>
-                <w:color w:val="000000"/>
-              </w:rPr>
-              <w:t>AFP  trong máu (Hãng Roche - Thụy sỹ - Hóa chất chính hãng)</w:t>
+            <w:proofErr w:type="gramStart"/>
+            <w:r>
+              <w:rPr>
+                <w:color w:val="000000"/>
+              </w:rPr>
+              <w:t>AFP  trong</w:t>
+            </w:r>
+            <w:proofErr w:type="gramEnd"/>
+            <w:r>
+              <w:rPr>
+                <w:color w:val="000000"/>
+              </w:rPr>
+              <w:t xml:space="preserve"> máu (Hãng Roche - Thụy sỹ - Hóa chất chính hãng)</w:t>
             </w:r>
           </w:p>
         </w:tc>
@@ -7033,7 +7168,21 @@
               <w:rPr>
                 <w:color w:val="000000"/>
               </w:rPr>
-              <w:t>Cyfra 21-1  trong máu (Hãng Roche - Thụy sỹ - Hóa chất chính hãng)</w:t>
+              <w:t>Cyfra 21-</w:t>
+            </w:r>
+            <w:proofErr w:type="gramStart"/>
+            <w:r>
+              <w:rPr>
+                <w:color w:val="000000"/>
+              </w:rPr>
+              <w:t>1  trong</w:t>
+            </w:r>
+            <w:proofErr w:type="gramEnd"/>
+            <w:r>
+              <w:rPr>
+                <w:color w:val="000000"/>
+              </w:rPr>
+              <w:t xml:space="preserve"> máu (Hãng Roche - Thụy sỹ - Hóa chất chính hãng)</w:t>
             </w:r>
           </w:p>
         </w:tc>
@@ -7127,11 +7276,19 @@
                 <w:color w:val="000000"/>
               </w:rPr>
             </w:pPr>
-            <w:r>
-              <w:rPr>
-                <w:color w:val="000000"/>
-              </w:rPr>
-              <w:t>NSE  trong máu (Hãng Roche - Thụy sỹ - Hóa chất chính hãng)</w:t>
+            <w:proofErr w:type="gramStart"/>
+            <w:r>
+              <w:rPr>
+                <w:color w:val="000000"/>
+              </w:rPr>
+              <w:t>NSE  trong</w:t>
+            </w:r>
+            <w:proofErr w:type="gramEnd"/>
+            <w:r>
+              <w:rPr>
+                <w:color w:val="000000"/>
+              </w:rPr>
+              <w:t xml:space="preserve"> máu (Hãng Roche - Thụy sỹ - Hóa chất chính hãng)</w:t>
             </w:r>
           </w:p>
         </w:tc>
@@ -7327,7 +7484,21 @@
               <w:rPr>
                 <w:color w:val="000000"/>
               </w:rPr>
-              <w:t>Total PSA và Free PSA  trong máu (Hãng Roche - Thụy sỹ - Hóa chất chính hãng)</w:t>
+              <w:t xml:space="preserve">Total PSA và Free </w:t>
+            </w:r>
+            <w:proofErr w:type="gramStart"/>
+            <w:r>
+              <w:rPr>
+                <w:color w:val="000000"/>
+              </w:rPr>
+              <w:t>PSA  trong</w:t>
+            </w:r>
+            <w:proofErr w:type="gramEnd"/>
+            <w:r>
+              <w:rPr>
+                <w:color w:val="000000"/>
+              </w:rPr>
+              <w:t xml:space="preserve"> máu (Hãng Roche - Thụy sỹ - Hóa chất chính hãng)</w:t>
             </w:r>
           </w:p>
         </w:tc>
@@ -7425,7 +7596,21 @@
               <w:rPr>
                 <w:color w:val="000000"/>
               </w:rPr>
-              <w:t>CA 125  trong máu (Hãng Roche - Thụy sỹ - Hóa chất chính hãng)</w:t>
+              <w:t xml:space="preserve">CA </w:t>
+            </w:r>
+            <w:proofErr w:type="gramStart"/>
+            <w:r>
+              <w:rPr>
+                <w:color w:val="000000"/>
+              </w:rPr>
+              <w:t>125  trong</w:t>
+            </w:r>
+            <w:proofErr w:type="gramEnd"/>
+            <w:r>
+              <w:rPr>
+                <w:color w:val="000000"/>
+              </w:rPr>
+              <w:t xml:space="preserve"> máu (Hãng Roche - Thụy sỹ - Hóa chất chính hãng)</w:t>
             </w:r>
           </w:p>
         </w:tc>
@@ -7617,11 +7802,19 @@
                 <w:color w:val="000000"/>
               </w:rPr>
             </w:pPr>
-            <w:r>
-              <w:rPr>
-                <w:color w:val="000000"/>
-              </w:rPr>
-              <w:t>TSH  trong máu (Hãng Roche - Thụy sỹ - Hóa chất chính hãng)</w:t>
+            <w:proofErr w:type="gramStart"/>
+            <w:r>
+              <w:rPr>
+                <w:color w:val="000000"/>
+              </w:rPr>
+              <w:t>TSH  trong</w:t>
+            </w:r>
+            <w:proofErr w:type="gramEnd"/>
+            <w:r>
+              <w:rPr>
+                <w:color w:val="000000"/>
+              </w:rPr>
+              <w:t xml:space="preserve"> máu (Hãng Roche - Thụy sỹ - Hóa chất chính hãng)</w:t>
             </w:r>
           </w:p>
         </w:tc>
@@ -8503,7 +8696,21 @@
               <w:rPr>
                 <w:color w:val="000000"/>
               </w:rPr>
-              <w:t>Siêu âm màu Bụng - Tổng Quát  (Máy Siemens Sequoia 2022- Đức hiện đại nhất )</w:t>
+              <w:t xml:space="preserve">Siêu âm màu Bụng - Tổng </w:t>
+            </w:r>
+            <w:proofErr w:type="gramStart"/>
+            <w:r>
+              <w:rPr>
+                <w:color w:val="000000"/>
+              </w:rPr>
+              <w:t>Quát  (</w:t>
+            </w:r>
+            <w:proofErr w:type="gramEnd"/>
+            <w:r>
+              <w:rPr>
+                <w:color w:val="000000"/>
+              </w:rPr>
+              <w:t>Máy Siemens Sequoia 2022- Đức hiện đại nhất )</w:t>
             </w:r>
           </w:p>
         </w:tc>
@@ -8601,7 +8808,21 @@
               <w:rPr>
                 <w:color w:val="000000"/>
               </w:rPr>
-              <w:t>Siêu âm màu tuyến vú (Máy GE LOGIQ S7 Expert Công  nghệ XDclear đầu dò ma trận siêu nông - Mỹ )</w:t>
+              <w:t xml:space="preserve">Siêu âm màu tuyến vú (Máy GE LOGIQ S7 Expert </w:t>
+            </w:r>
+            <w:proofErr w:type="gramStart"/>
+            <w:r>
+              <w:rPr>
+                <w:color w:val="000000"/>
+              </w:rPr>
+              <w:t>Công  nghệ</w:t>
+            </w:r>
+            <w:proofErr w:type="gramEnd"/>
+            <w:r>
+              <w:rPr>
+                <w:color w:val="000000"/>
+              </w:rPr>
+              <w:t xml:space="preserve"> XDclear đầu dò ma trận siêu nông - Mỹ )</w:t>
             </w:r>
           </w:p>
         </w:tc>
@@ -8700,7 +8921,21 @@
               <w:rPr>
                 <w:color w:val="000000"/>
               </w:rPr>
-              <w:t>Siêu âm Tuyến giáp  (Máy Siemens Sequoia 2022- Đức hiện đại nhất )</w:t>
+              <w:t xml:space="preserve">Siêu âm Tuyến </w:t>
+            </w:r>
+            <w:proofErr w:type="gramStart"/>
+            <w:r>
+              <w:rPr>
+                <w:color w:val="000000"/>
+              </w:rPr>
+              <w:t>giáp  (</w:t>
+            </w:r>
+            <w:proofErr w:type="gramEnd"/>
+            <w:r>
+              <w:rPr>
+                <w:color w:val="000000"/>
+              </w:rPr>
+              <w:t>Máy Siemens Sequoia 2022- Đức hiện đại nhất )</w:t>
             </w:r>
           </w:p>
         </w:tc>
